--- a/k8s/k8s集群搭建步骤-kubeadm1.35.0版本.docx
+++ b/k8s/k8s集群搭建步骤-kubeadm1.35.0版本.docx
@@ -4947,6 +4947,23 @@
     </w:p>
     <w:p>
       <w:pPr>
+        <w:rPr>
+          <w:rFonts w:hint="default"/>
+          <w:lang w:val="en-US" w:eastAsia="zh-CN"/>
+        </w:rPr>
+      </w:pPr>
+      <w:r>
+        <w:rPr>
+          <w:rFonts w:hint="eastAsia"/>
+          <w:lang w:val="en-US" w:eastAsia="zh-CN"/>
+        </w:rPr>
+        <w:t>注释掉swap那行</w:t>
+      </w:r>
+      <w:bookmarkStart w:id="0" w:name="_GoBack"/>
+      <w:bookmarkEnd w:id="0"/>
+    </w:p>
+    <w:p>
+      <w:pPr>
         <w:pStyle w:val="3"/>
         <w:bidi w:val="0"/>
         <w:rPr>
@@ -5267,8 +5284,6 @@
         </w:rPr>
         <w:t>Systemctl restart kubelet</w:t>
       </w:r>
-      <w:bookmarkStart w:id="0" w:name="_GoBack"/>
-      <w:bookmarkEnd w:id="0"/>
     </w:p>
     <w:p>
       <w:pPr>
